--- a/SIMPE.docx
+++ b/SIMPE.docx
@@ -3294,18 +3294,7 @@
           <w:szCs w:val="24"/>
           <w:lang w:val="es-CO" w:eastAsia="es-419"/>
         </w:rPr>
-        <w:t>El mercado se orienta a soluciones que permitan detectar anomalías en tiempo real, verificar cumplimiento normativo continuo y anticiparse a vulnerabilidades críticas. SIMPE responde directamente a esta evolución tecnológica, integrando auditoría de GPOs, análisis de puertos y validación de configuración conforme a estándares como ISO 27001</w:t>
-      </w:r>
-      <w:r>
-        <w:rPr>
-          <w:rFonts w:ascii="Arial" w:eastAsia="Times New Roman" w:hAnsi="Arial" w:cs="Arial"/>
-          <w:bCs/>
-          <w:color w:val="1F1F1F"/>
-          <w:sz w:val="24"/>
-          <w:szCs w:val="24"/>
-          <w:lang w:val="es-CO" w:eastAsia="es-419"/>
-        </w:rPr>
-        <w:t>.</w:t>
+        <w:t>El mercado se orienta a soluciones que permitan detectar anomalías en tiempo real, verificar cumplimiento normativo continuo y anticiparse a vulnerabilidades críticas. SIMPE responde directamente a esta evolución tecnológica, integrando auditoría de GPOs, análisis de puertos y validación de configuración conforme a estándares como ISO 27001.</w:t>
       </w:r>
     </w:p>
     <w:p>
@@ -3334,18 +3323,7 @@
           <w:szCs w:val="24"/>
           <w:lang w:eastAsia="es-419"/>
         </w:rPr>
-        <w:t>Avances en tecnologías de correlación de eventos</w:t>
-      </w:r>
-      <w:r>
-        <w:rPr>
-          <w:rFonts w:ascii="Arial" w:eastAsia="Times New Roman" w:hAnsi="Arial" w:cs="Arial"/>
-          <w:b/>
-          <w:color w:val="1F1F1F"/>
-          <w:sz w:val="24"/>
-          <w:szCs w:val="24"/>
-          <w:lang w:eastAsia="es-419"/>
-        </w:rPr>
-        <w:t>:</w:t>
+        <w:t>Avances en tecnologías de correlación de eventos:</w:t>
       </w:r>
       <w:r>
         <w:rPr>
@@ -3408,18 +3386,7 @@
           <w:szCs w:val="24"/>
           <w:lang w:eastAsia="es-419"/>
         </w:rPr>
-        <w:t>Necesidad empresarial de herramientas accesibles y menos costosas</w:t>
-      </w:r>
-      <w:r>
-        <w:rPr>
-          <w:rFonts w:ascii="Arial" w:eastAsia="Times New Roman" w:hAnsi="Arial" w:cs="Arial"/>
-          <w:b/>
-          <w:color w:val="1F1F1F"/>
-          <w:sz w:val="24"/>
-          <w:szCs w:val="24"/>
-          <w:lang w:eastAsia="es-419"/>
-        </w:rPr>
-        <w:t>:</w:t>
+        <w:t>Necesidad empresarial de herramientas accesibles y menos costosas:</w:t>
       </w:r>
       <w:r>
         <w:rPr>
@@ -3557,18 +3524,7 @@
           <w:szCs w:val="24"/>
           <w:lang w:eastAsia="es-419"/>
         </w:rPr>
-        <w:t>Alta competencia con soluciones ya consolidadas en el mercado</w:t>
-      </w:r>
-      <w:r>
-        <w:rPr>
-          <w:rFonts w:ascii="Arial" w:eastAsia="Times New Roman" w:hAnsi="Arial" w:cs="Arial"/>
-          <w:b/>
-          <w:color w:val="1F1F1F"/>
-          <w:sz w:val="24"/>
-          <w:szCs w:val="24"/>
-          <w:lang w:eastAsia="es-419"/>
-        </w:rPr>
-        <w:t>:</w:t>
+        <w:t>Alta competencia con soluciones ya consolidadas en el mercado:</w:t>
       </w:r>
       <w:r>
         <w:rPr>
@@ -5917,27 +5873,7 @@
                 <w:szCs w:val="24"/>
                 <w:lang w:val="es-CO" w:eastAsia="es-CO"/>
               </w:rPr>
-              <w:t xml:space="preserve">Información sensible (puertos, inventario…) que sean interceptados durante la </w:t>
-            </w:r>
-            <w:r>
-              <w:rPr>
-                <w:rFonts w:ascii="Arial" w:eastAsia="Times New Roman" w:hAnsi="Arial" w:cs="Arial"/>
-                <w:color w:val="000000"/>
-                <w:sz w:val="24"/>
-                <w:szCs w:val="24"/>
-                <w:lang w:val="es-CO" w:eastAsia="es-CO"/>
-              </w:rPr>
-              <w:t>transmisión</w:t>
-            </w:r>
-            <w:r>
-              <w:rPr>
-                <w:rFonts w:ascii="Arial" w:eastAsia="Times New Roman" w:hAnsi="Arial" w:cs="Arial"/>
-                <w:color w:val="000000"/>
-                <w:sz w:val="24"/>
-                <w:szCs w:val="24"/>
-                <w:lang w:val="es-CO" w:eastAsia="es-CO"/>
-              </w:rPr>
-              <w:t xml:space="preserve"> entre agente y servidor.</w:t>
+              <w:t>Información sensible (puertos, inventario…) que sean interceptados durante la transmisión entre agente y servidor.</w:t>
             </w:r>
           </w:p>
         </w:tc>
@@ -6361,27 +6297,7 @@
                 <w:szCs w:val="24"/>
                 <w:lang w:val="es-CO" w:eastAsia="es-CO"/>
               </w:rPr>
-              <w:t xml:space="preserve">Complejidad al cruzar datos de red, GPOs y </w:t>
-            </w:r>
-            <w:r>
-              <w:rPr>
-                <w:rFonts w:ascii="Arial" w:eastAsia="Times New Roman" w:hAnsi="Arial" w:cs="Arial"/>
-                <w:color w:val="000000"/>
-                <w:sz w:val="24"/>
-                <w:szCs w:val="24"/>
-                <w:lang w:val="es-CO" w:eastAsia="es-CO"/>
-              </w:rPr>
-              <w:t>demás</w:t>
-            </w:r>
-            <w:r>
-              <w:rPr>
-                <w:rFonts w:ascii="Arial" w:eastAsia="Times New Roman" w:hAnsi="Arial" w:cs="Arial"/>
-                <w:color w:val="000000"/>
-                <w:sz w:val="24"/>
-                <w:szCs w:val="24"/>
-                <w:lang w:val="es-CO" w:eastAsia="es-CO"/>
-              </w:rPr>
-              <w:t xml:space="preserve"> información supere el tiempo estimado en el cronograma</w:t>
+              <w:t>Complejidad al cruzar datos de red, GPOs y demás información supere el tiempo estimado en el cronograma</w:t>
             </w:r>
           </w:p>
         </w:tc>
@@ -7378,15 +7294,7 @@
                 <w:color w:val="000000"/>
                 <w:lang w:val="es-CO" w:eastAsia="es-CO"/>
               </w:rPr>
-              <w:t>Construcción</w:t>
-            </w:r>
-            <w:r>
-              <w:rPr>
-                <w:rFonts w:ascii="Aptos Narrow" w:eastAsia="Times New Roman" w:hAnsi="Aptos Narrow" w:cs="Times New Roman"/>
-                <w:color w:val="000000"/>
-                <w:lang w:val="es-CO" w:eastAsia="es-CO"/>
-              </w:rPr>
-              <w:t xml:space="preserve"> del servicio Agente</w:t>
+              <w:t>Construcción del servicio Agente</w:t>
             </w:r>
           </w:p>
         </w:tc>
@@ -7522,23 +7430,7 @@
                 <w:color w:val="000000"/>
                 <w:lang w:val="es-CO" w:eastAsia="es-CO"/>
               </w:rPr>
-              <w:t xml:space="preserve">Creación </w:t>
-            </w:r>
-            <w:r>
-              <w:rPr>
-                <w:rFonts w:ascii="Aptos Narrow" w:eastAsia="Times New Roman" w:hAnsi="Aptos Narrow" w:cs="Times New Roman"/>
-                <w:color w:val="000000"/>
-                <w:lang w:val="es-CO" w:eastAsia="es-CO"/>
-              </w:rPr>
-              <w:t>del Dashboard</w:t>
-            </w:r>
-            <w:r>
-              <w:rPr>
-                <w:rFonts w:ascii="Aptos Narrow" w:eastAsia="Times New Roman" w:hAnsi="Aptos Narrow" w:cs="Times New Roman"/>
-                <w:color w:val="000000"/>
-                <w:lang w:val="es-CO" w:eastAsia="es-CO"/>
-              </w:rPr>
-              <w:t xml:space="preserve"> de visualización y API de recepción de datos</w:t>
+              <w:t>Creación del Dashboard de visualización y API de recepción de datos</w:t>
             </w:r>
           </w:p>
         </w:tc>
@@ -7933,17 +7825,29 @@
 
 <file path=word/commentsExtended.xml><?xml version="1.0" encoding="utf-8"?>
 <w15:commentsEx xmlns:wpc="http://schemas.microsoft.com/office/word/2010/wordprocessingCanvas" xmlns:cx="http://schemas.microsoft.com/office/drawing/2014/chartex" xmlns:cx1="http://schemas.microsoft.com/office/drawing/2015/9/8/chartex" xmlns:cx2="http://schemas.microsoft.com/office/drawing/2015/10/21/chartex" xmlns:cx3="http://schemas.microsoft.com/office/drawing/2016/5/9/chartex" xmlns:cx4="http://schemas.microsoft.com/office/drawing/2016/5/10/chartex" xmlns:cx5="http://schemas.microsoft.com/office/drawing/2016/5/11/chartex" xmlns:cx6="http://schemas.microsoft.com/office/drawing/2016/5/12/chartex" xmlns:cx7="http://schemas.microsoft.com/office/drawing/2016/5/13/chartex" xmlns:cx8="http://schemas.microsoft.com/office/drawing/2016/5/14/chartex" xmlns:mc="http://schemas.openxmlformats.org/markup-compatibility/2006" xmlns:aink="http://schemas.microsoft.com/office/drawing/2016/ink" xmlns:am3d="http://schemas.microsoft.com/office/drawing/2017/model3d" xmlns:o="urn:schemas-microsoft-com:office:office" xmlns:oel="http://schemas.microsoft.com/office/2019/extlst" xmlns:r="http://schemas.openxmlformats.org/officeDocument/2006/relationships" xmlns:m="http://schemas.openxmlformats.org/officeDocument/2006/math" xmlns:v="urn:schemas-microsoft-com:vml" xmlns:wp14="http://schemas.microsoft.com/office/word/2010/wordprocessingDrawing" xmlns:wp="http://schemas.openxmlformats.org/drawingml/2006/wordprocessingDrawing" xmlns:w10="urn:schemas-microsoft-com:office:word" xmlns:w="http://schemas.openxmlformats.org/wordprocessingml/2006/main" xmlns:w14="http://schemas.microsoft.com/office/word/2010/wordml" xmlns:w15="http://schemas.microsoft.com/office/word/2012/wordml" xmlns:w16cex="http://schemas.microsoft.com/office/word/2018/wordml/cex" xmlns:w16cid="http://schemas.microsoft.com/office/word/2016/wordml/cid" xmlns:w16="http://schemas.microsoft.com/office/word/2018/wordml" xmlns:w16du="http://schemas.microsoft.com/office/word/2023/wordml/word16du" xmlns:w16sdtdh="http://schemas.microsoft.com/office/word/2020/wordml/sdtdatahash" xmlns:w16sdtfl="http://schemas.microsoft.com/office/word/2024/wordml/sdtformatlock" xmlns:w16se="http://schemas.microsoft.com/office/word/2015/wordml/symex" xmlns:wpg="http://schemas.microsoft.com/office/word/2010/wordprocessingGroup" xmlns:wpi="http://schemas.microsoft.com/office/word/2010/wordprocessingInk" xmlns:wne="http://schemas.microsoft.com/office/word/2006/wordml" xmlns:wps="http://schemas.microsoft.com/office/word/2010/wordprocessingShape" mc:Ignorable="w14 w15 w16se w16cid w16 w16cex w16sdtdh w16sdtfl w16du wp14">
-  <w15:commentEx w15:paraId="4513A240" w15:done="0"/>
-  <w15:commentEx w15:paraId="058D437F" w15:done="0"/>
-  <w15:commentEx w15:paraId="4E3F54F5" w15:done="0"/>
-  <w15:commentEx w15:paraId="735B13E5" w15:done="0"/>
-  <w15:commentEx w15:paraId="434B890A" w15:done="0"/>
+  <w15:commentEx w15:paraId="4513A240" w15:done="1"/>
+  <w15:commentEx w15:paraId="058D437F" w15:done="1"/>
+  <w15:commentEx w15:paraId="4E3F54F5" w15:done="1"/>
+  <w15:commentEx w15:paraId="735B13E5" w15:done="1"/>
+  <w15:commentEx w15:paraId="434B890A" w15:done="1"/>
 </w15:commentsEx>
 </file>
 
 <file path=word/commentsExtensible.xml><?xml version="1.0" encoding="utf-8"?>
 <w16cex:commentsExtensible xmlns:wpc="http://schemas.microsoft.com/office/word/2010/wordprocessingCanvas" xmlns:cx="http://schemas.microsoft.com/office/drawing/2014/chartex" xmlns:cx1="http://schemas.microsoft.com/office/drawing/2015/9/8/chartex" xmlns:cx2="http://schemas.microsoft.com/office/drawing/2015/10/21/chartex" xmlns:cx3="http://schemas.microsoft.com/office/drawing/2016/5/9/chartex" xmlns:cx4="http://schemas.microsoft.com/office/drawing/2016/5/10/chartex" xmlns:cx5="http://schemas.microsoft.com/office/drawing/2016/5/11/chartex" xmlns:cx6="http://schemas.microsoft.com/office/drawing/2016/5/12/chartex" xmlns:cx7="http://schemas.microsoft.com/office/drawing/2016/5/13/chartex" xmlns:cx8="http://schemas.microsoft.com/office/drawing/2016/5/14/chartex" xmlns:cr="http://schemas.microsoft.com/office/comments/2020/reactions" xmlns:mc="http://schemas.openxmlformats.org/markup-compatibility/2006" xmlns:aink="http://schemas.microsoft.com/office/drawing/2016/ink" xmlns:am3d="http://schemas.microsoft.com/office/drawing/2017/model3d" xmlns:o="urn:schemas-microsoft-com:office:office" xmlns:oel="http://schemas.microsoft.com/office/2019/extlst" xmlns:r="http://schemas.openxmlformats.org/officeDocument/2006/relationships" xmlns:m="http://schemas.openxmlformats.org/officeDocument/2006/math" xmlns:v="urn:schemas-microsoft-com:vml" xmlns:wp14="http://schemas.microsoft.com/office/word/2010/wordprocessingDrawing" xmlns:wp="http://schemas.openxmlformats.org/drawingml/2006/wordprocessingDrawing" xmlns:w10="urn:schemas-microsoft-com:office:word" xmlns:w="http://schemas.openxmlformats.org/wordprocessingml/2006/main" xmlns:w14="http://schemas.microsoft.com/office/word/2010/wordml" xmlns:w15="http://schemas.microsoft.com/office/word/2012/wordml" xmlns:w16cex="http://schemas.microsoft.com/office/word/2018/wordml/cex" xmlns:w16cid="http://schemas.microsoft.com/office/word/2016/wordml/cid" xmlns:w16="http://schemas.microsoft.com/office/word/2018/wordml" xmlns:w16du="http://schemas.microsoft.com/office/word/2023/wordml/word16du" xmlns:w16sdtdh="http://schemas.microsoft.com/office/word/2020/wordml/sdtdatahash" xmlns:w16sdtfl="http://schemas.microsoft.com/office/word/2024/wordml/sdtformatlock" xmlns:w16se="http://schemas.microsoft.com/office/word/2015/wordml/symex" xmlns:wpg="http://schemas.microsoft.com/office/word/2010/wordprocessingGroup" xmlns:wpi="http://schemas.microsoft.com/office/word/2010/wordprocessingInk" xmlns:wne="http://schemas.microsoft.com/office/word/2006/wordml" xmlns:wps="http://schemas.microsoft.com/office/word/2010/wordprocessingShape" mc:Ignorable="w14 w15 w16se w16cid w16 w16cex w16sdtdh w16sdtfl cr w16du wp14">
-  <w16cex:commentExtensible w16cex:durableId="35ADC578" w16cex:dateUtc="2026-02-21T00:29:00Z"/>
+  <w16cex:commentExtensible w16cex:durableId="35ADC578" w16cex:dateUtc="2026-02-21T00:29:00Z">
+    <w16cex:extLst>
+      <w16:ext w16:uri="{CE6994B0-6A32-4C9F-8C6B-6E91EDA988CE}">
+        <cr:reactions xmlns:cr="http://schemas.microsoft.com/office/comments/2020/reactions">
+          <cr:reaction reactionType="1">
+            <cr:reactionInfo dateUtc="2026-04-29T04:38:53Z">
+              <cr:user userId="S::oscar.goez@visiongerencial.com.co::0bc8228b-edba-4885-8f65-518278900ead" userProvider="AD" userName="Oscar Goez"/>
+            </cr:reactionInfo>
+          </cr:reaction>
+        </cr:reactions>
+      </w16:ext>
+    </w16cex:extLst>
+  </w16cex:commentExtensible>
   <w16cex:commentExtensible w16cex:durableId="43A8E98C" w16cex:dateUtc="2026-02-21T00:31:00Z"/>
   <w16cex:commentExtensible w16cex:durableId="4C240DB8" w16cex:dateUtc="2026-02-21T00:28:00Z"/>
   <w16cex:commentExtensible w16cex:durableId="6F89D02F" w16cex:dateUtc="2026-02-21T00:29:00Z"/>
@@ -12281,6 +12185,7 @@
   <w:style w:type="character" w:default="1" w:styleId="Fuentedeprrafopredeter">
     <w:name w:val="Default Paragraph Font"/>
     <w:uiPriority w:val="1"/>
+    <w:semiHidden/>
     <w:unhideWhenUsed/>
   </w:style>
   <w:style w:type="table" w:default="1" w:styleId="Tablanormal">
@@ -12809,21 +12714,10 @@
 </file>
 
 <file path=customXml/item1.xml><?xml version="1.0" encoding="utf-8"?>
-<?mso-contentType ?>
-<FormTemplates xmlns="http://schemas.microsoft.com/sharepoint/v3/contenttype/forms">
-  <Display>DocumentLibraryForm</Display>
-  <Edit>DocumentLibraryForm</Edit>
-  <New>DocumentLibraryForm</New>
-</FormTemplates>
+<b:Sources xmlns:b="http://schemas.openxmlformats.org/officeDocument/2006/bibliography" xmlns="http://schemas.openxmlformats.org/officeDocument/2006/bibliography" SelectedStyle="\APASixthEditionOfficeOnline.xsl" StyleName="APA" Version="6"/>
 </file>
 
 <file path=customXml/item2.xml><?xml version="1.0" encoding="utf-8"?>
-<p:properties xmlns:p="http://schemas.microsoft.com/office/2006/metadata/properties" xmlns:xsi="http://www.w3.org/2001/XMLSchema-instance" xmlns:pc="http://schemas.microsoft.com/office/infopath/2007/PartnerControls">
-  <documentManagement/>
-</p:properties>
-</file>
-
-<file path=customXml/item3.xml><?xml version="1.0" encoding="utf-8"?>
 <ct:contentTypeSchema xmlns:ct="http://schemas.microsoft.com/office/2006/metadata/contentType" xmlns:ma="http://schemas.microsoft.com/office/2006/metadata/properties/metaAttributes" ct:_="" ma:_="" ma:contentTypeName="Document" ma:contentTypeID="0x010100BBCBF5C5DA6C124D97AEFC6F85EF6ED2" ma:contentTypeVersion="3" ma:contentTypeDescription="Create a new document." ma:contentTypeScope="" ma:versionID="2922382293ee449e1dd7609b1f10b31f">
   <xsd:schema xmlns:xsd="http://www.w3.org/2001/XMLSchema" xmlns:xs="http://www.w3.org/2001/XMLSchema" xmlns:p="http://schemas.microsoft.com/office/2006/metadata/properties" xmlns:ns2="218ed3be-1809-40f0-9dde-07b0798e5415" targetNamespace="http://schemas.microsoft.com/office/2006/metadata/properties" ma:root="true" ma:fieldsID="c893857da060298c0d6e4978785642fc" ns2:_="">
     <xsd:import namespace="218ed3be-1809-40f0-9dde-07b0798e5415"/>
@@ -12961,28 +12855,30 @@
 </ct:contentTypeSchema>
 </file>
 
+<file path=customXml/item3.xml><?xml version="1.0" encoding="utf-8"?>
+<p:properties xmlns:p="http://schemas.microsoft.com/office/2006/metadata/properties" xmlns:xsi="http://www.w3.org/2001/XMLSchema-instance" xmlns:pc="http://schemas.microsoft.com/office/infopath/2007/PartnerControls">
+  <documentManagement/>
+</p:properties>
+</file>
+
 <file path=customXml/item4.xml><?xml version="1.0" encoding="utf-8"?>
-<b:Sources xmlns:b="http://schemas.openxmlformats.org/officeDocument/2006/bibliography" xmlns="http://schemas.openxmlformats.org/officeDocument/2006/bibliography" SelectedStyle="\APASixthEditionOfficeOnline.xsl" StyleName="APA" Version="6"/>
+<?mso-contentType ?>
+<FormTemplates xmlns="http://schemas.microsoft.com/sharepoint/v3/contenttype/forms">
+  <Display>DocumentLibraryForm</Display>
+  <Edit>DocumentLibraryForm</Edit>
+  <New>DocumentLibraryForm</New>
+</FormTemplates>
 </file>
 
 <file path=customXml/itemProps1.xml><?xml version="1.0" encoding="utf-8"?>
-<ds:datastoreItem xmlns:ds="http://schemas.openxmlformats.org/officeDocument/2006/customXml" ds:itemID="{E625A38E-8A20-4CF7-80DF-5D492B320FA9}">
+<ds:datastoreItem xmlns:ds="http://schemas.openxmlformats.org/officeDocument/2006/customXml" ds:itemID="{ADF29384-9397-4EC8-9BE3-6BCBE6195683}">
   <ds:schemaRefs>
-    <ds:schemaRef ds:uri="http://schemas.microsoft.com/sharepoint/v3/contenttype/forms"/>
+    <ds:schemaRef ds:uri="http://schemas.openxmlformats.org/officeDocument/2006/bibliography"/>
   </ds:schemaRefs>
 </ds:datastoreItem>
 </file>
 
 <file path=customXml/itemProps2.xml><?xml version="1.0" encoding="utf-8"?>
-<ds:datastoreItem xmlns:ds="http://schemas.openxmlformats.org/officeDocument/2006/customXml" ds:itemID="{D487E1C2-F838-422C-BDB1-3CEFC8518F86}">
-  <ds:schemaRefs>
-    <ds:schemaRef ds:uri="http://schemas.microsoft.com/office/2006/metadata/properties"/>
-    <ds:schemaRef ds:uri="http://schemas.microsoft.com/office/infopath/2007/PartnerControls"/>
-  </ds:schemaRefs>
-</ds:datastoreItem>
-</file>
-
-<file path=customXml/itemProps3.xml><?xml version="1.0" encoding="utf-8"?>
 <ds:datastoreItem xmlns:ds="http://schemas.openxmlformats.org/officeDocument/2006/customXml" ds:itemID="{51F7C763-E381-4906-8844-C847F6E1AE0B}">
   <ds:schemaRefs>
     <ds:schemaRef ds:uri="http://schemas.microsoft.com/office/2006/metadata/contentType"/>
@@ -13000,10 +12896,19 @@
 </ds:datastoreItem>
 </file>
 
+<file path=customXml/itemProps3.xml><?xml version="1.0" encoding="utf-8"?>
+<ds:datastoreItem xmlns:ds="http://schemas.openxmlformats.org/officeDocument/2006/customXml" ds:itemID="{D487E1C2-F838-422C-BDB1-3CEFC8518F86}">
+  <ds:schemaRefs>
+    <ds:schemaRef ds:uri="http://schemas.microsoft.com/office/2006/metadata/properties"/>
+    <ds:schemaRef ds:uri="http://schemas.microsoft.com/office/infopath/2007/PartnerControls"/>
+  </ds:schemaRefs>
+</ds:datastoreItem>
+</file>
+
 <file path=customXml/itemProps4.xml><?xml version="1.0" encoding="utf-8"?>
-<ds:datastoreItem xmlns:ds="http://schemas.openxmlformats.org/officeDocument/2006/customXml" ds:itemID="{ADF29384-9397-4EC8-9BE3-6BCBE6195683}">
+<ds:datastoreItem xmlns:ds="http://schemas.openxmlformats.org/officeDocument/2006/customXml" ds:itemID="{E625A38E-8A20-4CF7-80DF-5D492B320FA9}">
   <ds:schemaRefs>
-    <ds:schemaRef ds:uri="http://schemas.openxmlformats.org/officeDocument/2006/bibliography"/>
+    <ds:schemaRef ds:uri="http://schemas.microsoft.com/sharepoint/v3/contenttype/forms"/>
   </ds:schemaRefs>
 </ds:datastoreItem>
 </file>